--- a/downloads/卷06 成本篇：模型量化与压缩工程.docx
+++ b/downloads/卷06 成本篇：模型量化与压缩工程.docx
@@ -2893,7 +2893,7 @@
               <w:rPr>
                 <w:rStyle w:val="Hyperlink"/>
               </w:rPr>
-              <w:t>思考与练习</w:t>
+              <w:t>本卷实战实验室</w:t>
             </w:r>
             <w:r>
               <w:tab/>
@@ -2909,6 +2909,78 @@
             </w:r>
             <w:r>
               <w:t>81</w:t>
+            </w:r>
+            <w:r>
+              <w:fldChar w:fldCharType="end"/>
+            </w:r>
+          </w:hyperlink>
+        </w:p>
+        <w:p>
+          <w:pPr>
+            <w:pStyle w:val="11"/>
+            <w:ind w:left="360"/>
+            <w:tabs>
+              <w:tab w:val="right" w:leader="dot" w:pos="9026"/>
+            </w:tabs>
+            <w:spacing w:before="120" w:after="60"/>
+          </w:pPr>
+          <w:hyperlink w:anchor="_Toc100066" w:history="1">
+            <w:r>
+              <w:rPr>
+                <w:rStyle w:val="Hyperlink"/>
+              </w:rPr>
+              <w:t>实验 1：同一模型、不同精度，对比实测（40 分钟）</w:t>
+            </w:r>
+            <w:r>
+              <w:tab/>
+            </w:r>
+            <w:r>
+              <w:fldChar w:fldCharType="begin"/>
+            </w:r>
+            <w:r>
+              <w:instrText xml:space="preserve"> PAGEREF _Toc100066 \h </w:instrText>
+            </w:r>
+            <w:r>
+              <w:fldChar w:fldCharType="separate"/>
+            </w:r>
+            <w:r>
+              <w:t>82</w:t>
+            </w:r>
+            <w:r>
+              <w:fldChar w:fldCharType="end"/>
+            </w:r>
+          </w:hyperlink>
+        </w:p>
+        <w:p>
+          <w:pPr>
+            <w:pStyle w:val="11"/>
+            <w:ind w:left="360"/>
+            <w:tabs>
+              <w:tab w:val="right" w:leader="dot" w:pos="9026"/>
+            </w:tabs>
+            <w:spacing w:before="120" w:after="60"/>
+          </w:pPr>
+          <w:hyperlink w:anchor="_Toc100067" w:history="1">
+            <w:r>
+              <w:rPr>
+                <w:rStyle w:val="Hyperlink"/>
+              </w:rPr>
+              <w:t>实验 2：算出你机器上的"量化账"（20 分钟）</w:t>
+            </w:r>
+            <w:r>
+              <w:tab/>
+            </w:r>
+            <w:r>
+              <w:fldChar w:fldCharType="begin"/>
+            </w:r>
+            <w:r>
+              <w:instrText xml:space="preserve"> PAGEREF _Toc100067 \h </w:instrText>
+            </w:r>
+            <w:r>
+              <w:fldChar w:fldCharType="separate"/>
+            </w:r>
+            <w:r>
+              <w:t>82</w:t>
             </w:r>
             <w:r>
               <w:fldChar w:fldCharType="end"/>
@@ -2923,11 +2995,441 @@
             </w:tabs>
             <w:spacing w:before="120" w:after="60"/>
           </w:pPr>
-          <w:hyperlink w:anchor="_Toc100066" w:history="1">
+          <w:hyperlink w:anchor="_Toc100068" w:history="1">
             <w:r>
               <w:rPr>
                 <w:rStyle w:val="Hyperlink"/>
               </w:rPr>
+              <w:t>思考与练习</w:t>
+            </w:r>
+            <w:r>
+              <w:tab/>
+            </w:r>
+            <w:r>
+              <w:fldChar w:fldCharType="begin"/>
+            </w:r>
+            <w:r>
+              <w:instrText xml:space="preserve"> PAGEREF _Toc100068 \h </w:instrText>
+            </w:r>
+            <w:r>
+              <w:fldChar w:fldCharType="separate"/>
+            </w:r>
+            <w:r>
+              <w:t>83</w:t>
+            </w:r>
+            <w:r>
+              <w:fldChar w:fldCharType="end"/>
+            </w:r>
+          </w:hyperlink>
+        </w:p>
+        <w:p>
+          <w:pPr>
+            <w:pStyle w:val="9"/>
+            <w:tabs>
+              <w:tab w:val="right" w:leader="dot" w:pos="9026"/>
+            </w:tabs>
+            <w:spacing w:before="120" w:after="60"/>
+          </w:pPr>
+          <w:hyperlink w:anchor="_Toc100069" w:history="1">
+            <w:r>
+              <w:rPr>
+                <w:rStyle w:val="Hyperlink"/>
+              </w:rPr>
+              <w:t>面试题精选（附参考答案）</w:t>
+            </w:r>
+            <w:r>
+              <w:tab/>
+            </w:r>
+            <w:r>
+              <w:fldChar w:fldCharType="begin"/>
+            </w:r>
+            <w:r>
+              <w:instrText xml:space="preserve"> PAGEREF _Toc100069 \h </w:instrText>
+            </w:r>
+            <w:r>
+              <w:fldChar w:fldCharType="separate"/>
+            </w:r>
+            <w:r>
+              <w:t>84</w:t>
+            </w:r>
+            <w:r>
+              <w:fldChar w:fldCharType="end"/>
+            </w:r>
+          </w:hyperlink>
+        </w:p>
+        <w:p>
+          <w:pPr>
+            <w:pStyle w:val="11"/>
+            <w:ind w:left="360"/>
+            <w:tabs>
+              <w:tab w:val="right" w:leader="dot" w:pos="9026"/>
+            </w:tabs>
+            <w:spacing w:before="120" w:after="60"/>
+          </w:pPr>
+          <w:hyperlink w:anchor="_Toc100070" w:history="1">
+            <w:r>
+              <w:rPr>
+                <w:rStyle w:val="Hyperlink"/>
+              </w:rPr>
+              <w:t>题1　什么是模型量化？为什么 Agent 系统特别需要量化？</w:t>
+            </w:r>
+            <w:r>
+              <w:tab/>
+            </w:r>
+            <w:r>
+              <w:fldChar w:fldCharType="begin"/>
+            </w:r>
+            <w:r>
+              <w:instrText xml:space="preserve"> PAGEREF _Toc100070 \h </w:instrText>
+            </w:r>
+            <w:r>
+              <w:fldChar w:fldCharType="separate"/>
+            </w:r>
+            <w:r>
+              <w:t>84</w:t>
+            </w:r>
+            <w:r>
+              <w:fldChar w:fldCharType="end"/>
+            </w:r>
+          </w:hyperlink>
+        </w:p>
+        <w:p>
+          <w:pPr>
+            <w:pStyle w:val="11"/>
+            <w:ind w:left="360"/>
+            <w:tabs>
+              <w:tab w:val="right" w:leader="dot" w:pos="9026"/>
+            </w:tabs>
+            <w:spacing w:before="120" w:after="60"/>
+          </w:pPr>
+          <w:hyperlink w:anchor="_Toc100071" w:history="1">
+            <w:r>
+              <w:rPr>
+                <w:rStyle w:val="Hyperlink"/>
+              </w:rPr>
+              <w:t>题2　FP16 与 INT8 在数值表示上的本质区别是什么？</w:t>
+            </w:r>
+            <w:r>
+              <w:tab/>
+            </w:r>
+            <w:r>
+              <w:fldChar w:fldCharType="begin"/>
+            </w:r>
+            <w:r>
+              <w:instrText xml:space="preserve"> PAGEREF _Toc100071 \h </w:instrText>
+            </w:r>
+            <w:r>
+              <w:fldChar w:fldCharType="separate"/>
+            </w:r>
+            <w:r>
+              <w:t>84</w:t>
+            </w:r>
+            <w:r>
+              <w:fldChar w:fldCharType="end"/>
+            </w:r>
+          </w:hyperlink>
+        </w:p>
+        <w:p>
+          <w:pPr>
+            <w:pStyle w:val="11"/>
+            <w:ind w:left="360"/>
+            <w:tabs>
+              <w:tab w:val="right" w:leader="dot" w:pos="9026"/>
+            </w:tabs>
+            <w:spacing w:before="120" w:after="60"/>
+          </w:pPr>
+          <w:hyperlink w:anchor="_Toc100072" w:history="1">
+            <w:r>
+              <w:rPr>
+                <w:rStyle w:val="Hyperlink"/>
+              </w:rPr>
+              <w:t>题3　对称、非对称与分组量化有何区别？为何 4-bit 必须分组？</w:t>
+            </w:r>
+            <w:r>
+              <w:tab/>
+            </w:r>
+            <w:r>
+              <w:fldChar w:fldCharType="begin"/>
+            </w:r>
+            <w:r>
+              <w:instrText xml:space="preserve"> PAGEREF _Toc100072 \h </w:instrText>
+            </w:r>
+            <w:r>
+              <w:fldChar w:fldCharType="separate"/>
+            </w:r>
+            <w:r>
+              <w:t>85</w:t>
+            </w:r>
+            <w:r>
+              <w:fldChar w:fldCharType="end"/>
+            </w:r>
+          </w:hyperlink>
+        </w:p>
+        <w:p>
+          <w:pPr>
+            <w:pStyle w:val="11"/>
+            <w:ind w:left="360"/>
+            <w:tabs>
+              <w:tab w:val="right" w:leader="dot" w:pos="9026"/>
+            </w:tabs>
+            <w:spacing w:before="120" w:after="60"/>
+          </w:pPr>
+          <w:hyperlink w:anchor="_Toc100073" w:history="1">
+            <w:r>
+              <w:rPr>
+                <w:rStyle w:val="Hyperlink"/>
+              </w:rPr>
+              <w:t>题4　PTQ 与 QAT 有什么区别？为什么 4-bit 是部署甜点区？</w:t>
+            </w:r>
+            <w:r>
+              <w:tab/>
+            </w:r>
+            <w:r>
+              <w:fldChar w:fldCharType="begin"/>
+            </w:r>
+            <w:r>
+              <w:instrText xml:space="preserve"> PAGEREF _Toc100073 \h </w:instrText>
+            </w:r>
+            <w:r>
+              <w:fldChar w:fldCharType="separate"/>
+            </w:r>
+            <w:r>
+              <w:t>86</w:t>
+            </w:r>
+            <w:r>
+              <w:fldChar w:fldCharType="end"/>
+            </w:r>
+          </w:hyperlink>
+        </w:p>
+        <w:p>
+          <w:pPr>
+            <w:pStyle w:val="11"/>
+            <w:ind w:left="360"/>
+            <w:tabs>
+              <w:tab w:val="right" w:leader="dot" w:pos="9026"/>
+            </w:tabs>
+            <w:spacing w:before="120" w:after="60"/>
+          </w:pPr>
+          <w:hyperlink w:anchor="_Toc100074" w:history="1">
+            <w:r>
+              <w:rPr>
+                <w:rStyle w:val="Hyperlink"/>
+              </w:rPr>
+              <w:t>题5　AWQ 的核心思想是什么？它如何保护显著权重？</w:t>
+            </w:r>
+            <w:r>
+              <w:tab/>
+            </w:r>
+            <w:r>
+              <w:fldChar w:fldCharType="begin"/>
+            </w:r>
+            <w:r>
+              <w:instrText xml:space="preserve"> PAGEREF _Toc100074 \h </w:instrText>
+            </w:r>
+            <w:r>
+              <w:fldChar w:fldCharType="separate"/>
+            </w:r>
+            <w:r>
+              <w:t>86</w:t>
+            </w:r>
+            <w:r>
+              <w:fldChar w:fldCharType="end"/>
+            </w:r>
+          </w:hyperlink>
+        </w:p>
+        <w:p>
+          <w:pPr>
+            <w:pStyle w:val="11"/>
+            <w:ind w:left="360"/>
+            <w:tabs>
+              <w:tab w:val="right" w:leader="dot" w:pos="9026"/>
+            </w:tabs>
+            <w:spacing w:before="120" w:after="60"/>
+          </w:pPr>
+          <w:hyperlink w:anchor="_Toc100075" w:history="1">
+            <w:r>
+              <w:rPr>
+                <w:rStyle w:val="Hyperlink"/>
+              </w:rPr>
+              <w:t>题6　GPTQ 的核心思想是什么？做了哪些关键简化？</w:t>
+            </w:r>
+            <w:r>
+              <w:tab/>
+            </w:r>
+            <w:r>
+              <w:fldChar w:fldCharType="begin"/>
+            </w:r>
+            <w:r>
+              <w:instrText xml:space="preserve"> PAGEREF _Toc100075 \h </w:instrText>
+            </w:r>
+            <w:r>
+              <w:fldChar w:fldCharType="separate"/>
+            </w:r>
+            <w:r>
+              <w:t>87</w:t>
+            </w:r>
+            <w:r>
+              <w:fldChar w:fldCharType="end"/>
+            </w:r>
+          </w:hyperlink>
+        </w:p>
+        <w:p>
+          <w:pPr>
+            <w:pStyle w:val="11"/>
+            <w:ind w:left="360"/>
+            <w:tabs>
+              <w:tab w:val="right" w:leader="dot" w:pos="9026"/>
+            </w:tabs>
+            <w:spacing w:before="120" w:after="60"/>
+          </w:pPr>
+          <w:hyperlink w:anchor="_Toc100076" w:history="1">
+            <w:r>
+              <w:rPr>
+                <w:rStyle w:val="Hyperlink"/>
+              </w:rPr>
+              <w:t>题7　FP8 的 E4M3 与 E5M2 有何区别？相比 INT8 优势何在？</w:t>
+            </w:r>
+            <w:r>
+              <w:tab/>
+            </w:r>
+            <w:r>
+              <w:fldChar w:fldCharType="begin"/>
+            </w:r>
+            <w:r>
+              <w:instrText xml:space="preserve"> PAGEREF _Toc100076 \h </w:instrText>
+            </w:r>
+            <w:r>
+              <w:fldChar w:fldCharType="separate"/>
+            </w:r>
+            <w:r>
+              <w:t>88</w:t>
+            </w:r>
+            <w:r>
+              <w:fldChar w:fldCharType="end"/>
+            </w:r>
+          </w:hyperlink>
+        </w:p>
+        <w:p>
+          <w:pPr>
+            <w:pStyle w:val="11"/>
+            <w:ind w:left="360"/>
+            <w:tabs>
+              <w:tab w:val="right" w:leader="dot" w:pos="9026"/>
+            </w:tabs>
+            <w:spacing w:before="120" w:after="60"/>
+          </w:pPr>
+          <w:hyperlink w:anchor="_Toc100077" w:history="1">
+            <w:r>
+              <w:rPr>
+                <w:rStyle w:val="Hyperlink"/>
+              </w:rPr>
+              <w:t>题8　GGUF 的量化等级如何划分？Q4_K_M 为何是默认推荐？</w:t>
+            </w:r>
+            <w:r>
+              <w:tab/>
+            </w:r>
+            <w:r>
+              <w:fldChar w:fldCharType="begin"/>
+            </w:r>
+            <w:r>
+              <w:instrText xml:space="preserve"> PAGEREF _Toc100077 \h </w:instrText>
+            </w:r>
+            <w:r>
+              <w:fldChar w:fldCharType="separate"/>
+            </w:r>
+            <w:r>
+              <w:t>88</w:t>
+            </w:r>
+            <w:r>
+              <w:fldChar w:fldCharType="end"/>
+            </w:r>
+          </w:hyperlink>
+        </w:p>
+        <w:p>
+          <w:pPr>
+            <w:pStyle w:val="11"/>
+            <w:ind w:left="360"/>
+            <w:tabs>
+              <w:tab w:val="right" w:leader="dot" w:pos="9026"/>
+            </w:tabs>
+            <w:spacing w:before="120" w:after="60"/>
+          </w:pPr>
+          <w:hyperlink w:anchor="_Toc100078" w:history="1">
+            <w:r>
+              <w:rPr>
+                <w:rStyle w:val="Hyperlink"/>
+              </w:rPr>
+              <w:t>题9　量化对 Agent 工具调用准确率有多大影响？如何缓解？</w:t>
+            </w:r>
+            <w:r>
+              <w:tab/>
+            </w:r>
+            <w:r>
+              <w:fldChar w:fldCharType="begin"/>
+            </w:r>
+            <w:r>
+              <w:instrText xml:space="preserve"> PAGEREF _Toc100078 \h </w:instrText>
+            </w:r>
+            <w:r>
+              <w:fldChar w:fldCharType="separate"/>
+            </w:r>
+            <w:r>
+              <w:t>89</w:t>
+            </w:r>
+            <w:r>
+              <w:fldChar w:fldCharType="end"/>
+            </w:r>
+          </w:hyperlink>
+        </w:p>
+        <w:p>
+          <w:pPr>
+            <w:pStyle w:val="11"/>
+            <w:ind w:left="360"/>
+            <w:tabs>
+              <w:tab w:val="right" w:leader="dot" w:pos="9026"/>
+            </w:tabs>
+            <w:spacing w:before="120" w:after="60"/>
+          </w:pPr>
+          <w:hyperlink w:anchor="_Toc100079" w:history="1">
+            <w:r>
+              <w:rPr>
+                <w:rStyle w:val="Hyperlink"/>
+              </w:rPr>
+              <w:t>题10　组合压缩为什么遵循“先蒸馏、再剪枝、后量化”的顺序？</w:t>
+            </w:r>
+            <w:r>
+              <w:tab/>
+            </w:r>
+            <w:r>
+              <w:fldChar w:fldCharType="begin"/>
+            </w:r>
+            <w:r>
+              <w:instrText xml:space="preserve"> PAGEREF _Toc100079 \h </w:instrText>
+            </w:r>
+            <w:r>
+              <w:fldChar w:fldCharType="separate"/>
+            </w:r>
+            <w:r>
+              <w:t>90</w:t>
+            </w:r>
+            <w:r>
+              <w:fldChar w:fldCharType="end"/>
+            </w:r>
+          </w:hyperlink>
+        </w:p>
+        <w:p>
+          <w:pPr>
+            <w:pStyle w:val="9"/>
+            <w:tabs>
+              <w:tab w:val="right" w:leader="dot" w:pos="9026"/>
+            </w:tabs>
+            <w:spacing w:before="120" w:after="60"/>
+          </w:pPr>
+          <w:hyperlink w:anchor="_Toc100080" w:history="1">
+            <w:r>
+              <w:rPr>
+                <w:rStyle w:val="Hyperlink"/>
+              </w:rPr>
               <w:t>下一卷预告</w:t>
             </w:r>
             <w:r>
@@ -2937,13 +3439,13 @@
               <w:fldChar w:fldCharType="begin"/>
             </w:r>
             <w:r>
-              <w:instrText xml:space="preserve"> PAGEREF _Toc100066 \h </w:instrText>
+              <w:instrText xml:space="preserve"> PAGEREF _Toc100080 \h </w:instrText>
             </w:r>
             <w:r>
               <w:fldChar w:fldCharType="separate"/>
             </w:r>
             <w:r>
-              <w:t>82</w:t>
+              <w:t>90</w:t>
             </w:r>
             <w:r>
               <w:fldChar w:fldCharType="end"/>
@@ -25757,9 +26259,266 @@
           <w:sz w:val="32"/>
           <w:szCs w:val="32"/>
         </w:rPr>
+        <w:t xml:space="preserve">本卷实战实验室</w:t>
+      </w:r>
+      <w:bookmarkEnd w:id="100065"/>
+    </w:p>
+    <w:p>
+      <w:pPr>
+        <w:spacing w:line="312"/>
+        <w:ind w:firstLine="480"/>
+        <w:jc w:val="both"/>
+      </w:pPr>
+      <w:r>
+        <w:rPr>
+          <w:rFonts w:ascii="Calibri" w:eastAsia="Microsoft YaHei"/>
+          <w:color w:val="1A2B33"/>
+          <w:sz w:val="24"/>
+          <w:szCs w:val="24"/>
+        </w:rPr>
+        <w:t xml:space="preserve">本卷实验：亲手"品尝"量化前后的差异。总耗时约 60 分钟；最轻量路径用 Ollama 直接拉取同一模型的两个量化等级，无需自己转换。</w:t>
+      </w:r>
+    </w:p>
+    <w:p>
+      <w:pPr>
+        <w:pStyle w:val="Heading2"/>
+        <w:keepNext/>
+        <w:spacing w:after="140" w:before="280" w:line="360" w:lineRule="atLeast"/>
+      </w:pPr>
+      <w:bookmarkStart w:id="100066" w:name="_Toc100066"/>
+      <w:r>
+        <w:rPr>
+          <w:rFonts w:ascii="Calibri" w:eastAsia="SimHei"/>
+          <w:b/>
+          <w:bCs/>
+          <w:color w:val="1B4A5C"/>
+          <w:sz w:val="28"/>
+          <w:szCs w:val="28"/>
+        </w:rPr>
+        <w:t xml:space="preserve">实验 1：同一模型、不同精度，对比实测（40 分钟）</w:t>
+      </w:r>
+      <w:bookmarkEnd w:id="100066"/>
+    </w:p>
+    <w:p>
+      <w:pPr>
+        <w:pBdr>
+          <w:left w:val="single" w:color="8FA6AD" w:sz="10" w:space="8"/>
+        </w:pBdr>
+        <w:shd w:fill="F4F6F7" w:val="clear"/>
+        <w:spacing w:after="0" w:before="0" w:line="276" w:lineRule="atLeast"/>
+        <w:ind w:left="240"/>
+        <w:jc w:val="left"/>
+      </w:pPr>
+      <w:r>
+        <w:rPr>
+          <w:rFonts w:ascii="Courier New" w:cs="Courier New" w:eastAsia="Microsoft YaHei" w:hAnsi="Courier New"/>
+          <w:color w:val="24343C"/>
+          <w:sz w:val="18"/>
+          <w:szCs w:val="18"/>
+        </w:rPr>
+        <w:t xml:space="preserve">ollama pull qwen2.5:1.5b                     # 默认 Q4_K_M</w:t>
+      </w:r>
+    </w:p>
+    <w:p>
+      <w:pPr>
+        <w:pBdr>
+          <w:left w:val="single" w:color="8FA6AD" w:sz="10" w:space="8"/>
+        </w:pBdr>
+        <w:shd w:fill="F4F6F7" w:val="clear"/>
+        <w:spacing w:after="0" w:before="0" w:line="276" w:lineRule="atLeast"/>
+        <w:ind w:left="240"/>
+        <w:jc w:val="left"/>
+      </w:pPr>
+      <w:r>
+        <w:rPr>
+          <w:rFonts w:ascii="Courier New" w:cs="Courier New" w:eastAsia="Microsoft YaHei" w:hAnsi="Courier New"/>
+          <w:color w:val="24343C"/>
+          <w:sz w:val="18"/>
+          <w:szCs w:val="18"/>
+        </w:rPr>
+        <w:t xml:space="preserve">ollama pull qwen2.5:1.5b-instruct-q8_0       # Q8 高精度</w:t>
+      </w:r>
+    </w:p>
+    <w:p>
+      <w:pPr>
+        <w:pBdr>
+          <w:left w:val="single" w:color="8FA6AD" w:sz="10" w:space="8"/>
+        </w:pBdr>
+        <w:shd w:fill="F4F6F7" w:val="clear"/>
+        <w:spacing w:after="0" w:before="0" w:line="276" w:lineRule="atLeast"/>
+        <w:ind w:left="240"/>
+        <w:jc w:val="left"/>
+      </w:pPr>
+      <w:r>
+        <w:rPr>
+          <w:rFonts w:ascii="Courier New" w:cs="Courier New" w:eastAsia="Microsoft YaHei" w:hAnsi="Courier New"/>
+          <w:color w:val="24343C"/>
+          <w:sz w:val="18"/>
+          <w:szCs w:val="18"/>
+        </w:rPr>
+        <w:t xml:space="preserve"># 分别记录：模型文件大小、首词延迟、每秒吐字数</w:t>
+      </w:r>
+    </w:p>
+    <w:p>
+      <w:pPr>
+        <w:pBdr>
+          <w:left w:val="single" w:color="8FA6AD" w:sz="10" w:space="8"/>
+        </w:pBdr>
+        <w:shd w:fill="F4F6F7" w:val="clear"/>
+        <w:spacing w:after="0" w:before="0" w:line="276" w:lineRule="atLeast"/>
+        <w:ind w:left="240"/>
+        <w:jc w:val="left"/>
+      </w:pPr>
+      <w:r>
+        <w:rPr>
+          <w:rFonts w:ascii="Courier New" w:cs="Courier New" w:eastAsia="Microsoft YaHei" w:hAnsi="Courier New"/>
+          <w:color w:val="24343C"/>
+          <w:sz w:val="18"/>
+          <w:szCs w:val="18"/>
+        </w:rPr>
+        <w:t xml:space="preserve">ollama run qwen2.5:1.5b "用三句话解释什么是知识蒸馏"</w:t>
+      </w:r>
+    </w:p>
+    <w:p>
+      <w:pPr>
+        <w:spacing w:line="312"/>
+        <w:ind w:firstLine="480"/>
+        <w:jc w:val="both"/>
+      </w:pPr>
+      <w:r>
+        <w:rPr>
+          <w:rFonts w:ascii="Calibri" w:eastAsia="Microsoft YaHei"/>
+          <w:color w:val="1A2B33"/>
+          <w:sz w:val="24"/>
+          <w:szCs w:val="24"/>
+        </w:rPr>
+        <w:t xml:space="preserve">准备 5 个问题（1 道数学、1 道代码、1 道常识、1 道长文摘要、1 道应拒答），两个版本各答一遍，记录：文件大小、延迟、质量打分（1-5 分，你自己当评委）。</w:t>
+      </w:r>
+    </w:p>
+    <w:p>
+      <w:pPr>
+        <w:pStyle w:val="Heading2"/>
+        <w:keepNext/>
+        <w:spacing w:after="140" w:before="280" w:line="360" w:lineRule="atLeast"/>
+      </w:pPr>
+      <w:bookmarkStart w:id="100067" w:name="_Toc100067"/>
+      <w:r>
+        <w:rPr>
+          <w:rFonts w:ascii="Calibri" w:eastAsia="SimHei"/>
+          <w:b/>
+          <w:bCs/>
+          <w:color w:val="1B4A5C"/>
+          <w:sz w:val="28"/>
+          <w:szCs w:val="28"/>
+        </w:rPr>
+        <w:t xml:space="preserve">实验 2：算出你机器上的"量化账"（20 分钟）</w:t>
+      </w:r>
+      <w:bookmarkEnd w:id="100067"/>
+    </w:p>
+    <w:p>
+      <w:pPr>
+        <w:spacing w:line="312"/>
+        <w:ind w:firstLine="480"/>
+        <w:jc w:val="both"/>
+      </w:pPr>
+      <w:r>
+        <w:rPr>
+          <w:rFonts w:ascii="Calibri" w:eastAsia="Microsoft YaHei"/>
+          <w:color w:val="1A2B33"/>
+          <w:sz w:val="24"/>
+          <w:szCs w:val="24"/>
+        </w:rPr>
+        <w:t xml:space="preserve">用卷06 表1-1 的位宽知识估算：1.5B 模型 FP16 要多少显存？Q4_K_M 呢？你的机器还能塞下多大的模型？验收标准：能回答"为什么 Q4 只掉一点质量、却省一半以上显存"（提示：NF4 与分组量化，见卷06 §2；显存换算公式见卷05 §2）。</w:t>
+      </w:r>
+    </w:p>
+    <w:tbl>
+      <w:tblPr>
+        <w:tblW w:type="dxa" w:w="8788"/>
+        <w:tblBorders>
+          <w:top w:val="single" w:color="C8DDE2" w:sz="4"/>
+          <w:left w:val="single" w:color="1B6B7A" w:sz="32"/>
+          <w:bottom w:val="single" w:color="C8DDE2" w:sz="4"/>
+          <w:right w:val="single" w:color="C8DDE2" w:sz="4"/>
+          <w:insideH w:val="none" w:color="FFFFFF" w:sz="0"/>
+          <w:insideV w:val="none" w:color="FFFFFF" w:sz="0"/>
+        </w:tblBorders>
+        <w:tblLayout w:type="fixed"/>
+      </w:tblPr>
+      <w:tblGrid>
+        <w:gridCol w:w="8788"/>
+      </w:tblGrid>
+      <w:tr>
+        <w:trPr>
+          <w:cantSplit/>
+        </w:trPr>
+        <w:tc>
+          <w:tcPr>
+            <w:shd w:fill="EEF5F7" w:val="clear"/>
+            <w:tcMar>
+              <w:top w:type="dxa" w:w="160"/>
+              <w:left w:type="dxa" w:w="240"/>
+              <w:bottom w:type="dxa" w:w="160"/>
+              <w:right w:type="dxa" w:w="200"/>
+            </w:tcMar>
+          </w:tcPr>
+          <w:p>
+            <w:pPr>
+              <w:spacing w:after="80" w:line="312"/>
+            </w:pPr>
+            <w:r>
+              <w:rPr>
+                <w:rFonts w:ascii="Calibri" w:eastAsia="SimHei"/>
+                <w:b/>
+                <w:bCs/>
+                <w:color w:val="1B6B7A"/>
+                <w:sz w:val="22"/>
+                <w:szCs w:val="22"/>
+              </w:rPr>
+              <w:t xml:space="preserve">◆ 常见翻车</w:t>
+            </w:r>
+          </w:p>
+          <w:p>
+            <w:pPr>
+              <w:spacing w:line="312"/>
+              <w:jc w:val="both"/>
+            </w:pPr>
+            <w:r>
+              <w:rPr>
+                <w:rFonts w:ascii="Calibri" w:eastAsia="Microsoft YaHei"/>
+                <w:color w:val="1A2B33"/>
+                <w:sz w:val="22"/>
+                <w:szCs w:val="22"/>
+              </w:rPr>
+              <w:t xml:space="preserve">数学与代码任务对量化最敏感（卷06 §3），别用闲聊题判断量化损失；不同模型家族的量化 tag 名不同，ollama show &lt;模型&gt; --modelfile 可查实际格式。</w:t>
+            </w:r>
+          </w:p>
+        </w:tc>
+      </w:tr>
+    </w:tbl>
+    <w:p>
+      <w:pPr>
+        <w:spacing w:after="100"/>
+      </w:pPr>
+    </w:p>
+    <w:p>
+      <w:pPr>
+        <w:pStyle w:val="Heading1"/>
+        <w:keepNext/>
+        <w:spacing w:after="200" w:before="360" w:line="400" w:lineRule="atLeast"/>
+      </w:pPr>
+      <w:bookmarkStart w:id="100068" w:name="_Toc100068"/>
+      <w:r>
+        <w:rPr>
+          <w:rFonts w:ascii="Calibri" w:eastAsia="SimHei"/>
+          <w:b/>
+          <w:bCs/>
+          <w:color w:val="16324A"/>
+          <w:sz w:val="32"/>
+          <w:szCs w:val="32"/>
+        </w:rPr>
         <w:t xml:space="preserve">思考与练习</w:t>
       </w:r>
-      <w:bookmarkEnd w:id="100065"/>
+      <w:bookmarkEnd w:id="100068"/>
     </w:p>
     <w:p>
       <w:pPr>
@@ -25862,7 +26621,7 @@
         <w:keepNext/>
         <w:spacing w:after="200" w:before="360" w:line="400" w:lineRule="atLeast"/>
       </w:pPr>
-      <w:bookmarkStart w:id="100066" w:name="_Toc100066"/>
+      <w:bookmarkStart w:id="100069" w:name="_Toc100069"/>
       <w:r>
         <w:rPr>
           <w:rFonts w:ascii="Calibri" w:eastAsia="SimHei"/>
@@ -25872,9 +26631,994 @@
           <w:sz w:val="32"/>
           <w:szCs w:val="32"/>
         </w:rPr>
+        <w:t xml:space="preserve">面试题精选（附参考答案）</w:t>
+      </w:r>
+      <w:bookmarkEnd w:id="100069"/>
+    </w:p>
+    <w:p>
+      <w:pPr>
+        <w:spacing w:line="312"/>
+        <w:ind w:firstLine="480"/>
+        <w:jc w:val="both"/>
+      </w:pPr>
+      <w:r>
+        <w:rPr>
+          <w:rFonts w:ascii="Calibri" w:eastAsia="Microsoft YaHei"/>
+          <w:color w:val="1A2B33"/>
+          <w:sz w:val="24"/>
+          <w:szCs w:val="24"/>
+        </w:rPr>
+        <w:t xml:space="preserve">本节共 10 道题，按由浅入深排列，覆盖量化原理、PTQ 与 QAT、四大量化路线、Agent 场景的特殊影响与组合压缩决策。题目主要改编自配套面试题集，并依据本卷正文把答案压缩为要点式，其中题 10 为依据本卷内容新编、题库未覆盖的重点题。本节可用于面试准备与自测，建议先自行作答再对照参考答案，并回到本卷对应章节复核细节；文中数据均为示意量级。</w:t>
+      </w:r>
+    </w:p>
+    <w:p>
+      <w:pPr>
+        <w:pStyle w:val="Heading2"/>
+        <w:keepNext/>
+        <w:spacing w:after="140" w:before="280" w:line="360" w:lineRule="atLeast"/>
+      </w:pPr>
+      <w:bookmarkStart w:id="100070" w:name="_Toc100070"/>
+      <w:r>
+        <w:rPr>
+          <w:rFonts w:ascii="Calibri" w:eastAsia="SimHei"/>
+          <w:b/>
+          <w:bCs/>
+          <w:color w:val="1B4A5C"/>
+          <w:sz w:val="28"/>
+          <w:szCs w:val="28"/>
+        </w:rPr>
+        <w:t xml:space="preserve">题1　什么是模型量化？为什么 Agent 系统特别需要量化？</w:t>
+      </w:r>
+      <w:bookmarkEnd w:id="100070"/>
+    </w:p>
+    <w:p>
+      <w:pPr>
+        <w:spacing w:line="312"/>
+        <w:ind w:firstLine="480"/>
+        <w:jc w:val="both"/>
+      </w:pPr>
+      <w:r>
+        <w:rPr>
+          <w:rFonts w:ascii="Calibri" w:eastAsia="Microsoft YaHei"/>
+          <w:color w:val="1A2B33"/>
+          <w:sz w:val="24"/>
+          <w:szCs w:val="24"/>
+        </w:rPr>
+        <w:t xml:space="preserve">量化是把 FP16 或 BF16 的权重、激活、KV Cache 等高精度数值，经缩放因子 scale（必要时加零点 zero-point）映射到 INT8、INT4、FP8 等低精度表示的技术，反量化时再乘回来；全部学问在于设计一种让被合并数字损失最小的搬法（见本卷 1.2 节）。</w:t>
+      </w:r>
+    </w:p>
+    <w:p>
+      <w:pPr>
+        <w:pStyle w:val="ListParagraph"/>
+        <w:numPr>
+          <w:ilvl w:val="0"/>
+          <w:numId w:val="1"/>
+        </w:numPr>
+        <w:spacing w:line="312"/>
+      </w:pPr>
+      <w:r>
+        <w:rPr>
+          <w:rFonts w:ascii="Calibri" w:eastAsia="Microsoft YaHei"/>
+          <w:color w:val="1A2B33"/>
+          <w:sz w:val="24"/>
+          <w:szCs w:val="24"/>
+        </w:rPr>
+        <w:t xml:space="preserve">显存压力：70B 模型 FP16 仅权重约 140 GB，单张 80 GB 的 A100 或 H100 装不下；叠加 KV Cache、激活与框架开销，4K 上下文总显存约 200 GB（见本卷 1.1 节）。</w:t>
+      </w:r>
+    </w:p>
+    <w:p>
+      <w:pPr>
+        <w:pStyle w:val="ListParagraph"/>
+        <w:numPr>
+          <w:ilvl w:val="0"/>
+          <w:numId w:val="1"/>
+        </w:numPr>
+        <w:spacing w:line="312"/>
+      </w:pPr>
+      <w:r>
+        <w:rPr>
+          <w:rFonts w:ascii="Calibri" w:eastAsia="Microsoft YaHei"/>
+          <w:color w:val="1A2B33"/>
+          <w:sz w:val="24"/>
+          <w:szCs w:val="24"/>
+        </w:rPr>
+        <w:t xml:space="preserve">Agent 放大了需求：长上下文使 KV Cache 占显存大头，多轮工具调用意味着每次推理都重复支付一次精度税，对显存与单价都极其敏感。</w:t>
+      </w:r>
+    </w:p>
+    <w:p>
+      <w:pPr>
+        <w:pStyle w:val="ListParagraph"/>
+        <w:numPr>
+          <w:ilvl w:val="0"/>
+          <w:numId w:val="1"/>
+        </w:numPr>
+        <w:spacing w:line="312"/>
+      </w:pPr>
+      <w:r>
+        <w:rPr>
+          <w:rFonts w:ascii="Calibri" w:eastAsia="Microsoft YaHei"/>
+          <w:color w:val="1A2B33"/>
+          <w:sz w:val="24"/>
+          <w:szCs w:val="24"/>
+        </w:rPr>
+        <w:t xml:space="preserve">收益明确：权重压到 4-bit、KV Cache 压到 8-bit 后，70B 部署门槛从两张 H100 降到一张 H100 或两张 4090，单位 Token 成本下降约 60% 到 80%；量化与 PagedAttention 等推理优化是乘性关系，叠加后长上下文总显存可压到原始部署的 1/5 到 1/8（见本卷前言与 1.1 节）。</w:t>
+      </w:r>
+    </w:p>
+    <w:p>
+      <w:pPr>
+        <w:pStyle w:val="Heading2"/>
+        <w:keepNext/>
+        <w:spacing w:after="140" w:before="280" w:line="360" w:lineRule="atLeast"/>
+      </w:pPr>
+      <w:bookmarkStart w:id="100071" w:name="_Toc100071"/>
+      <w:r>
+        <w:rPr>
+          <w:rFonts w:ascii="Calibri" w:eastAsia="SimHei"/>
+          <w:b/>
+          <w:bCs/>
+          <w:color w:val="1B4A5C"/>
+          <w:sz w:val="28"/>
+          <w:szCs w:val="28"/>
+        </w:rPr>
+        <w:t xml:space="preserve">题2　FP16 与 INT8 在数值表示上的本质区别是什么？</w:t>
+      </w:r>
+      <w:bookmarkEnd w:id="100071"/>
+    </w:p>
+    <w:p>
+      <w:pPr>
+        <w:spacing w:line="312"/>
+        <w:ind w:firstLine="480"/>
+        <w:jc w:val="both"/>
+      </w:pPr>
+      <w:r>
+        <w:rPr>
+          <w:rFonts w:ascii="Calibri" w:eastAsia="Microsoft YaHei"/>
+          <w:color w:val="1A2B33"/>
+          <w:sz w:val="24"/>
+          <w:szCs w:val="24"/>
+        </w:rPr>
+        <w:t xml:space="preserve">FP16 是 1 位符号、5 位指数、10 位尾数的浮点格式，动态范围约 6.5e-5 到 6.5e4；指数位使表示呈对数分布，精度是相对的，数字越大绝对误差越大（见本卷 1.3 节）。</w:t>
+      </w:r>
+    </w:p>
+    <w:p>
+      <w:pPr>
+        <w:pStyle w:val="ListParagraph"/>
+        <w:numPr>
+          <w:ilvl w:val="0"/>
+          <w:numId w:val="1"/>
+        </w:numPr>
+        <w:spacing w:line="312"/>
+      </w:pPr>
+      <w:r>
+        <w:rPr>
+          <w:rFonts w:ascii="Calibri" w:eastAsia="Microsoft YaHei"/>
+          <w:color w:val="1A2B33"/>
+          <w:sz w:val="24"/>
+          <w:szCs w:val="24"/>
+        </w:rPr>
+        <w:t xml:space="preserve">INT8 是 8 位整数，经 scale 与 zero-point 把浮点映射到 256 级均匀网格；均匀步长下小数值附近的精度反而可能高于 FP16，但对动态范围敏感，离群值会撑大 scale、放大其余数值的相对误差。</w:t>
+      </w:r>
+    </w:p>
+    <w:p>
+      <w:pPr>
+        <w:pStyle w:val="ListParagraph"/>
+        <w:numPr>
+          <w:ilvl w:val="0"/>
+          <w:numId w:val="1"/>
+        </w:numPr>
+        <w:spacing w:line="312"/>
+      </w:pPr>
+      <w:r>
+        <w:rPr>
+          <w:rFonts w:ascii="Calibri" w:eastAsia="Microsoft YaHei"/>
+          <w:color w:val="1A2B33"/>
+          <w:sz w:val="24"/>
+          <w:szCs w:val="24"/>
+        </w:rPr>
+        <w:t xml:space="preserve">体积差异：FP16 每参数 2 字节，70B 权重约 140 GB；压到 4-bit 后约 35 GB。这也是 INT8 与 INT4 必须配合缩放因子与分组量化的原因。</w:t>
+      </w:r>
+    </w:p>
+    <w:p>
+      <w:pPr>
+        <w:pStyle w:val="ListParagraph"/>
+        <w:numPr>
+          <w:ilvl w:val="0"/>
+          <w:numId w:val="1"/>
+        </w:numPr>
+        <w:spacing w:line="312"/>
+      </w:pPr>
+      <w:r>
+        <w:rPr>
+          <w:rFonts w:ascii="Calibri" w:eastAsia="Microsoft YaHei"/>
+          <w:color w:val="1A2B33"/>
+          <w:sz w:val="24"/>
+          <w:szCs w:val="24"/>
+        </w:rPr>
+        <w:t xml:space="preserve">FP8 的浮点分布介于 INT8 与 FP16 之间：0 附近格子密、大数值格子疏，对偏斜分布天然友好，是理解 FP8 路线的基础（见本卷 1.3 节）。</w:t>
+      </w:r>
+    </w:p>
+    <w:p>
+      <w:pPr>
+        <w:pStyle w:val="Heading2"/>
+        <w:keepNext/>
+        <w:spacing w:after="140" w:before="280" w:line="360" w:lineRule="atLeast"/>
+      </w:pPr>
+      <w:bookmarkStart w:id="100072" w:name="_Toc100072"/>
+      <w:r>
+        <w:rPr>
+          <w:rFonts w:ascii="Calibri" w:eastAsia="SimHei"/>
+          <w:b/>
+          <w:bCs/>
+          <w:color w:val="1B4A5C"/>
+          <w:sz w:val="28"/>
+          <w:szCs w:val="28"/>
+        </w:rPr>
+        <w:t xml:space="preserve">题3　对称、非对称与分组量化有何区别？为何 4-bit 必须分组？</w:t>
+      </w:r>
+      <w:bookmarkEnd w:id="100072"/>
+    </w:p>
+    <w:p>
+      <w:pPr>
+        <w:spacing w:line="312"/>
+        <w:ind w:firstLine="480"/>
+        <w:jc w:val="both"/>
+      </w:pPr>
+      <w:r>
+        <w:rPr>
+          <w:rFonts w:ascii="Calibri" w:eastAsia="Microsoft YaHei"/>
+          <w:color w:val="1A2B33"/>
+          <w:sz w:val="24"/>
+          <w:szCs w:val="24"/>
+        </w:rPr>
+        <w:t xml:space="preserve">三者是 PTQ 的三件基础工程选择，直接决定量化质量与文件体积（见本卷 2.4 节）。</w:t>
+      </w:r>
+    </w:p>
+    <w:p>
+      <w:pPr>
+        <w:pStyle w:val="ListParagraph"/>
+        <w:numPr>
+          <w:ilvl w:val="0"/>
+          <w:numId w:val="1"/>
+        </w:numPr>
+        <w:spacing w:line="312"/>
+      </w:pPr>
+      <w:r>
+        <w:rPr>
+          <w:rFonts w:ascii="Calibri" w:eastAsia="Microsoft YaHei"/>
+          <w:color w:val="1A2B33"/>
+          <w:sz w:val="24"/>
+          <w:szCs w:val="24"/>
+        </w:rPr>
+        <w:t xml:space="preserve">对称量化：零点固定为 0，只用一个 scale，计算简单、硬件友好；LLM 权重经 LayerNorm 与线性层叠加后近似零均值，权重量化普遍采用对称方案。</w:t>
+      </w:r>
+    </w:p>
+    <w:p>
+      <w:pPr>
+        <w:pStyle w:val="ListParagraph"/>
+        <w:numPr>
+          <w:ilvl w:val="0"/>
+          <w:numId w:val="1"/>
+        </w:numPr>
+        <w:spacing w:line="312"/>
+      </w:pPr>
+      <w:r>
+        <w:rPr>
+          <w:rFonts w:ascii="Calibri" w:eastAsia="Microsoft YaHei"/>
+          <w:color w:val="1A2B33"/>
+          <w:sz w:val="24"/>
+          <w:szCs w:val="24"/>
+        </w:rPr>
+        <w:t xml:space="preserve">非对称量化：额外引入零点平移，适应明显偏置的分布（如 ReLU 后全为正的激活），代价是多存一组零点参数，激活量化更倾向此方案。</w:t>
+      </w:r>
+    </w:p>
+    <w:p>
+      <w:pPr>
+        <w:pStyle w:val="ListParagraph"/>
+        <w:numPr>
+          <w:ilvl w:val="0"/>
+          <w:numId w:val="1"/>
+        </w:numPr>
+        <w:spacing w:line="312"/>
+      </w:pPr>
+      <w:r>
+        <w:rPr>
+          <w:rFonts w:ascii="Calibri" w:eastAsia="Microsoft YaHei"/>
+          <w:color w:val="1A2B33"/>
+          <w:sz w:val="24"/>
+          <w:szCs w:val="24"/>
+        </w:rPr>
+        <w:t xml:space="preserve">分组量化：整层共用一个 scale 会把动态范围差异巨大的权重强行压进同一组整数格子，部分权重扎堆到边界、误差巨大；按 group_size（常用 128）切块、每块独立计算 scale 与零点，相当于给每个小区一套独立尺子。</w:t>
+      </w:r>
+    </w:p>
+    <w:p>
+      <w:pPr>
+        <w:pStyle w:val="ListParagraph"/>
+        <w:numPr>
+          <w:ilvl w:val="0"/>
+          <w:numId w:val="1"/>
+        </w:numPr>
+        <w:spacing w:line="312"/>
+      </w:pPr>
+      <w:r>
+        <w:rPr>
+          <w:rFonts w:ascii="Calibri" w:eastAsia="Microsoft YaHei"/>
+          <w:color w:val="1A2B33"/>
+          <w:sz w:val="24"/>
+          <w:szCs w:val="24"/>
+        </w:rPr>
+        <w:t xml:space="preserve">group_size 越小精度越高但存储越多，128 是 AWQ、GPTQ、GGUF 共同采用的经验平衡点，在 INT4 下几乎是必选项（见本卷 1.2 与 2.4 节）。</w:t>
+      </w:r>
+    </w:p>
+    <w:p>
+      <w:pPr>
+        <w:pStyle w:val="Heading2"/>
+        <w:keepNext/>
+        <w:spacing w:after="140" w:before="280" w:line="360" w:lineRule="atLeast"/>
+      </w:pPr>
+      <w:bookmarkStart w:id="100073" w:name="_Toc100073"/>
+      <w:r>
+        <w:rPr>
+          <w:rFonts w:ascii="Calibri" w:eastAsia="SimHei"/>
+          <w:b/>
+          <w:bCs/>
+          <w:color w:val="1B4A5C"/>
+          <w:sz w:val="28"/>
+          <w:szCs w:val="28"/>
+        </w:rPr>
+        <w:t xml:space="preserve">题4　PTQ 与 QAT 有什么区别？为什么 4-bit 是部署甜点区？</w:t>
+      </w:r>
+      <w:bookmarkEnd w:id="100073"/>
+    </w:p>
+    <w:p>
+      <w:pPr>
+        <w:spacing w:line="312"/>
+        <w:ind w:firstLine="480"/>
+        <w:jc w:val="both"/>
+      </w:pPr>
+      <w:r>
+        <w:rPr>
+          <w:rFonts w:ascii="Calibri" w:eastAsia="Microsoft YaHei"/>
+          <w:color w:val="1A2B33"/>
+          <w:sz w:val="24"/>
+          <w:szCs w:val="24"/>
+        </w:rPr>
+        <w:t xml:space="preserve">PTQ（训练后量化）在已训好的模型上直接量化，只需 128-256 条校准样本与单卡数小时；QAT（量化感知训练）在训练中插入伪量化算子模拟低精度前向，让权重提前适应量化误差，精度通常最优，但需要完整训练管线与算力（见本卷 2.1 节）。</w:t>
+      </w:r>
+    </w:p>
+    <w:p>
+      <w:pPr>
+        <w:pStyle w:val="ListParagraph"/>
+        <w:numPr>
+          <w:ilvl w:val="0"/>
+          <w:numId w:val="1"/>
+        </w:numPr>
+        <w:spacing w:line="312"/>
+      </w:pPr>
+      <w:r>
+        <w:rPr>
+          <w:rFonts w:ascii="Calibri" w:eastAsia="Microsoft YaHei"/>
+          <w:color w:val="1A2B33"/>
+          <w:sz w:val="24"/>
+          <w:szCs w:val="24"/>
+        </w:rPr>
+        <w:t xml:space="preserve">对数百亿参数基座，QAT 成本几乎不可承受：70B 即使只用 LoRA 重训也要数十张卡与数周；而基座每几周更新，PTQ 可脚本化一键重跑，匹配周级迭代节奏，因此 PTQ 是工程默认，QAT 仅用于小模型或极致精度场景。</w:t>
+      </w:r>
+    </w:p>
+    <w:p>
+      <w:pPr>
+        <w:pStyle w:val="ListParagraph"/>
+        <w:numPr>
+          <w:ilvl w:val="0"/>
+          <w:numId w:val="1"/>
+        </w:numPr>
+        <w:spacing w:line="312"/>
+      </w:pPr>
+      <w:r>
+        <w:rPr>
+          <w:rFonts w:ascii="Calibri" w:eastAsia="Microsoft YaHei"/>
+          <w:color w:val="1A2B33"/>
+          <w:sz w:val="24"/>
+          <w:szCs w:val="24"/>
+        </w:rPr>
+        <w:t xml:space="preserve">位宽经验曲线：FP16 降到 8-bit 困惑度几乎无感；8-bit 降到 4-bit 困惑度升 0.1 到 0.3，通用任务仍保留 98% 以上；3-bit 以下损失进入不可忽略区间，2-bit 基本只用于演示。</w:t>
+      </w:r>
+    </w:p>
+    <w:p>
+      <w:pPr>
+        <w:pStyle w:val="ListParagraph"/>
+        <w:numPr>
+          <w:ilvl w:val="0"/>
+          <w:numId w:val="1"/>
+        </w:numPr>
+        <w:spacing w:line="312"/>
+      </w:pPr>
+      <w:r>
+        <w:rPr>
+          <w:rFonts w:ascii="Calibri" w:eastAsia="Microsoft YaHei"/>
+          <w:color w:val="1A2B33"/>
+          <w:sz w:val="24"/>
+          <w:szCs w:val="24"/>
+        </w:rPr>
+        <w:t xml:space="preserve">4-bit 在显存（70B 权重从 140 GB 到约 35 GB）、质量（保留 97% 到 99%）、生态（四条主流路线均以 4-bit 为主战场）三个维度同时达到工程可接受的平衡，故称甜点区（见本卷 1.4 节）。</w:t>
+      </w:r>
+    </w:p>
+    <w:p>
+      <w:pPr>
+        <w:pStyle w:val="Heading2"/>
+        <w:keepNext/>
+        <w:spacing w:after="140" w:before="280" w:line="360" w:lineRule="atLeast"/>
+      </w:pPr>
+      <w:bookmarkStart w:id="100074" w:name="_Toc100074"/>
+      <w:r>
+        <w:rPr>
+          <w:rFonts w:ascii="Calibri" w:eastAsia="SimHei"/>
+          <w:b/>
+          <w:bCs/>
+          <w:color w:val="1B4A5C"/>
+          <w:sz w:val="28"/>
+          <w:szCs w:val="28"/>
+        </w:rPr>
+        <w:t xml:space="preserve">题5　AWQ 的核心思想是什么？它如何保护显著权重？</w:t>
+      </w:r>
+      <w:bookmarkEnd w:id="100074"/>
+    </w:p>
+    <w:p>
+      <w:pPr>
+        <w:spacing w:line="312"/>
+        <w:ind w:firstLine="480"/>
+        <w:jc w:val="both"/>
+      </w:pPr>
+      <w:r>
+        <w:rPr>
+          <w:rFonts w:ascii="Calibri" w:eastAsia="Microsoft YaHei"/>
+          <w:color w:val="1A2B33"/>
+          <w:sz w:val="24"/>
+          <w:szCs w:val="24"/>
+        </w:rPr>
+        <w:t xml:space="preserve">AWQ（MIT 韩松团队 2023 年提出）的核心发现：模型中只有约 0.1% 到 1% 的权重是显著权重，对输出质量起决定作用，保护它们即可大幅降低整体量化损失；识别标准不看权重绝对值大小，而看对应输入激活的幅度——高激活通道承载重要特征，其权重即使数值不大，量化误差也会被激活放大（见本卷 3.2 节）。</w:t>
+      </w:r>
+    </w:p>
+    <w:p>
+      <w:pPr>
+        <w:pStyle w:val="ListParagraph"/>
+        <w:numPr>
+          <w:ilvl w:val="0"/>
+          <w:numId w:val="1"/>
+        </w:numPr>
+        <w:spacing w:line="312"/>
+      </w:pPr>
+      <w:r>
+        <w:rPr>
+          <w:rFonts w:ascii="Calibri" w:eastAsia="Microsoft YaHei"/>
+          <w:color w:val="1A2B33"/>
+          <w:sz w:val="24"/>
+          <w:szCs w:val="24"/>
+        </w:rPr>
+        <w:t xml:space="preserve">保护方式是数学等价的通道缩放：显著通道权重乘以大于 1 的因子 s、对应输入激活除以同一 s，线性层前向结果严格不变；缩放后显著权重落入更密集的量化区间、相对误差缩小，且所有权重仍统一 INT4，不引入混合精度访存问题。</w:t>
+      </w:r>
+    </w:p>
+    <w:p>
+      <w:pPr>
+        <w:pStyle w:val="ListParagraph"/>
+        <w:numPr>
+          <w:ilvl w:val="0"/>
+          <w:numId w:val="1"/>
+        </w:numPr>
+        <w:spacing w:line="312"/>
+      </w:pPr>
+      <w:r>
+        <w:rPr>
+          <w:rFonts w:ascii="Calibri" w:eastAsia="Microsoft YaHei"/>
+          <w:color w:val="1A2B33"/>
+          <w:sz w:val="24"/>
+          <w:szCs w:val="24"/>
+        </w:rPr>
+        <w:t xml:space="preserve">s 取激活通道均值的 α 次幂，α 在 0.5 到 1.0 间搜索；校准只需 128-256 条样本做一次前向统计，无需反向传播，7B 到 13B 模型量化分钟级完成。</w:t>
+      </w:r>
+    </w:p>
+    <w:p>
+      <w:pPr>
+        <w:pStyle w:val="ListParagraph"/>
+        <w:numPr>
+          <w:ilvl w:val="0"/>
+          <w:numId w:val="1"/>
+        </w:numPr>
+        <w:spacing w:line="312"/>
+      </w:pPr>
+      <w:r>
+        <w:rPr>
+          <w:rFonts w:ascii="Calibri" w:eastAsia="Microsoft YaHei"/>
+          <w:color w:val="1A2B33"/>
+          <w:sz w:val="24"/>
+          <w:szCs w:val="24"/>
+        </w:rPr>
+        <w:t xml:space="preserve">对 Agent 友好：函数名、参数名、JSON 键等结构化字段在训练数据中反复出现，对应通道常被识别为显著而受保护，工具调用准确率受影响小。</w:t>
+      </w:r>
+    </w:p>
+    <w:p>
+      <w:pPr>
+        <w:pStyle w:val="Heading2"/>
+        <w:keepNext/>
+        <w:spacing w:after="140" w:before="280" w:line="360" w:lineRule="atLeast"/>
+      </w:pPr>
+      <w:bookmarkStart w:id="100075" w:name="_Toc100075"/>
+      <w:r>
+        <w:rPr>
+          <w:rFonts w:ascii="Calibri" w:eastAsia="SimHei"/>
+          <w:b/>
+          <w:bCs/>
+          <w:color w:val="1B4A5C"/>
+          <w:sz w:val="28"/>
+          <w:szCs w:val="28"/>
+        </w:rPr>
+        <w:t xml:space="preserve">题6　GPTQ 的核心思想是什么？做了哪些关键简化？</w:t>
+      </w:r>
+      <w:bookmarkEnd w:id="100075"/>
+    </w:p>
+    <w:p>
+      <w:pPr>
+        <w:spacing w:line="312"/>
+        <w:ind w:firstLine="480"/>
+        <w:jc w:val="both"/>
+      </w:pPr>
+      <w:r>
+        <w:rPr>
+          <w:rFonts w:ascii="Calibri" w:eastAsia="Microsoft YaHei"/>
+          <w:color w:val="1A2B33"/>
+          <w:sz w:val="24"/>
+          <w:szCs w:val="24"/>
+        </w:rPr>
+        <w:t xml:space="preserve">GPTQ 思想源自 1990 年代的 Optimal Brain Damage 与 Optimal Brain Surgeon：以最小化层输出重建误差为目标，每量化一个权重后，依据校准输入统计出的 Hessian 矩阵更新其余未量化权重以补偿误差；其前身 OBQ 因逐权重更新代价过高而无法处理大模型（见本卷 3.1 节）。</w:t>
+      </w:r>
+    </w:p>
+    <w:p>
+      <w:pPr>
+        <w:pStyle w:val="ListParagraph"/>
+        <w:numPr>
+          <w:ilvl w:val="0"/>
+          <w:numId w:val="1"/>
+        </w:numPr>
+        <w:spacing w:line="312"/>
+      </w:pPr>
+      <w:r>
+        <w:rPr>
+          <w:rFonts w:ascii="Calibri" w:eastAsia="Microsoft YaHei"/>
+          <w:color w:val="1A2B33"/>
+          <w:sz w:val="24"/>
+          <w:szCs w:val="24"/>
+        </w:rPr>
+        <w:t xml:space="preserve">GPTQ 的三项关键简化：固定列顺序，不再贪心选择量化顺序，因 Hessian 补偿已吸收大部分误差；按 128 列分块批量更新，块内累积误差、块末统一更新，大幅减少 GPU 访存；对 Hessian 一次性做 Cholesky 分解求逆，避免迭代数值不稳定。</w:t>
+      </w:r>
+    </w:p>
+    <w:p>
+      <w:pPr>
+        <w:pStyle w:val="ListParagraph"/>
+        <w:numPr>
+          <w:ilvl w:val="0"/>
+          <w:numId w:val="1"/>
+        </w:numPr>
+        <w:spacing w:line="312"/>
+      </w:pPr>
+      <w:r>
+        <w:rPr>
+          <w:rFonts w:ascii="Calibri" w:eastAsia="Microsoft YaHei"/>
+          <w:color w:val="1A2B33"/>
+          <w:sz w:val="24"/>
+          <w:szCs w:val="24"/>
+        </w:rPr>
+        <w:t xml:space="preserve">工程优点：二阶重建使困惑度通常略优于 AWQ，ExLlamaV2、TensorRT-LLM、vLLM 内核成熟，适配模型最广；代价是 70B 量化需数十分钟到数小时，INT3 与 INT2 下质量下降明显，不建议生产使用。</w:t>
+      </w:r>
+    </w:p>
+    <w:p>
+      <w:pPr>
+        <w:pStyle w:val="ListParagraph"/>
+        <w:numPr>
+          <w:ilvl w:val="0"/>
+          <w:numId w:val="1"/>
+        </w:numPr>
+        <w:spacing w:line="312"/>
+      </w:pPr>
+      <w:r>
+        <w:rPr>
+          <w:rFonts w:ascii="Calibri" w:eastAsia="Microsoft YaHei"/>
+          <w:color w:val="1A2B33"/>
+          <w:sz w:val="24"/>
+          <w:szCs w:val="24"/>
+        </w:rPr>
+        <w:t xml:space="preserve">调试经验：若量化质量在某层突然崩溃，常见原因是 Hessian 矩阵奇异、阻尼 damp 不足或分块覆盖了关键权重。</w:t>
+      </w:r>
+    </w:p>
+    <w:p>
+      <w:pPr>
+        <w:pStyle w:val="Heading2"/>
+        <w:keepNext/>
+        <w:spacing w:after="140" w:before="280" w:line="360" w:lineRule="atLeast"/>
+      </w:pPr>
+      <w:bookmarkStart w:id="100076" w:name="_Toc100076"/>
+      <w:r>
+        <w:rPr>
+          <w:rFonts w:ascii="Calibri" w:eastAsia="SimHei"/>
+          <w:b/>
+          <w:bCs/>
+          <w:color w:val="1B4A5C"/>
+          <w:sz w:val="28"/>
+          <w:szCs w:val="28"/>
+        </w:rPr>
+        <w:t xml:space="preserve">题7　FP8 的 E4M3 与 E5M2 有何区别？相比 INT8 优势何在？</w:t>
+      </w:r>
+      <w:bookmarkEnd w:id="100076"/>
+    </w:p>
+    <w:p>
+      <w:pPr>
+        <w:spacing w:line="312"/>
+        <w:ind w:firstLine="480"/>
+        <w:jc w:val="both"/>
+      </w:pPr>
+      <w:r>
+        <w:rPr>
+          <w:rFonts w:ascii="Calibri" w:eastAsia="Microsoft YaHei"/>
+          <w:color w:val="1A2B33"/>
+          <w:sz w:val="24"/>
+          <w:szCs w:val="24"/>
+        </w:rPr>
+        <w:t xml:space="preserve">FP8 是 NVIDIA 在 Hopper 与 Ada 架构引入的 8 位浮点格式：E4M3 为 4 位指数、3 位尾数，精度优先，适合权重与激活；E5M2 为 5 位指数、2 位尾数，范围优先，适合梯度；推理中主要用 E4M3（见本卷 1.3 与 3.3 节）。</w:t>
+      </w:r>
+    </w:p>
+    <w:p>
+      <w:pPr>
+        <w:pStyle w:val="ListParagraph"/>
+        <w:numPr>
+          <w:ilvl w:val="0"/>
+          <w:numId w:val="1"/>
+        </w:numPr>
+        <w:spacing w:line="312"/>
+      </w:pPr>
+      <w:r>
+        <w:rPr>
+          <w:rFonts w:ascii="Calibri" w:eastAsia="Microsoft YaHei"/>
+          <w:color w:val="1A2B33"/>
+          <w:sz w:val="24"/>
+          <w:szCs w:val="24"/>
+        </w:rPr>
+        <w:t xml:space="preserve">相比 INT8 的均匀打点，FP8 是浮点分布，0 附近格子密、大数值格子疏，对离群值与偏斜分布天然友好，权重、激活、KV Cache 全部 8-bit 仍能保持接近 FP16 的精度。</w:t>
+      </w:r>
+    </w:p>
+    <w:p>
+      <w:pPr>
+        <w:pStyle w:val="ListParagraph"/>
+        <w:numPr>
+          <w:ilvl w:val="0"/>
+          <w:numId w:val="1"/>
+        </w:numPr>
+        <w:spacing w:line="312"/>
+      </w:pPr>
+      <w:r>
+        <w:rPr>
+          <w:rFonts w:ascii="Calibri" w:eastAsia="Microsoft YaHei"/>
+          <w:color w:val="1A2B33"/>
+          <w:sz w:val="24"/>
+          <w:szCs w:val="24"/>
+        </w:rPr>
+        <w:t xml:space="preserve">H100 与 H200 的 Tensor Core 原生支持 FP8 矩阵乘，峰值算力约为 FP16 的两倍；Databricks 在 Llama2-70B-Chat 上实测体积减小 50%、生成速度提升约 30%、综合吞吐提升约 2.2 倍、质量与 FP16 持平（示意量级）。</w:t>
+      </w:r>
+    </w:p>
+    <w:p>
+      <w:pPr>
+        <w:pStyle w:val="ListParagraph"/>
+        <w:numPr>
+          <w:ilvl w:val="0"/>
+          <w:numId w:val="1"/>
+        </w:numPr>
+        <w:spacing w:line="312"/>
+      </w:pPr>
+      <w:r>
+        <w:rPr>
+          <w:rFonts w:ascii="Calibri" w:eastAsia="Microsoft YaHei"/>
+          <w:color w:val="1A2B33"/>
+          <w:sz w:val="24"/>
+          <w:szCs w:val="24"/>
+        </w:rPr>
+        <w:t xml:space="preserve">局限：A100 与消费级 GPU 不支持 FP8；超长上下文（大于 32K）下 KV Cache 用 FP8 需仔细评估多轮记忆与跨段推理质量（见本卷 3.3 节）。</w:t>
+      </w:r>
+    </w:p>
+    <w:p>
+      <w:pPr>
+        <w:pStyle w:val="Heading2"/>
+        <w:keepNext/>
+        <w:spacing w:after="140" w:before="280" w:line="360" w:lineRule="atLeast"/>
+      </w:pPr>
+      <w:bookmarkStart w:id="100077" w:name="_Toc100077"/>
+      <w:r>
+        <w:rPr>
+          <w:rFonts w:ascii="Calibri" w:eastAsia="SimHei"/>
+          <w:b/>
+          <w:bCs/>
+          <w:color w:val="1B4A5C"/>
+          <w:sz w:val="28"/>
+          <w:szCs w:val="28"/>
+        </w:rPr>
+        <w:t xml:space="preserve">题8　GGUF 的量化等级如何划分？Q4_K_M 为何是默认推荐？</w:t>
+      </w:r>
+      <w:bookmarkEnd w:id="100077"/>
+    </w:p>
+    <w:p>
+      <w:pPr>
+        <w:spacing w:line="312"/>
+        <w:ind w:firstLine="480"/>
+        <w:jc w:val="both"/>
+      </w:pPr>
+      <w:r>
+        <w:rPr>
+          <w:rFonts w:ascii="Calibri" w:eastAsia="Microsoft YaHei"/>
+          <w:color w:val="1A2B33"/>
+          <w:sz w:val="24"/>
+          <w:szCs w:val="24"/>
+        </w:rPr>
+        <w:t xml:space="preserve">GGUF 是 llama.cpp 于 2023 年 8 月推出的自包含二进制格式，把模型、元数据、分词器与量化信息打包在一个文件中，支持 mmap 快速加载，是本地与边缘部署的事实标准（见本卷 3.4 节）。</w:t>
+      </w:r>
+    </w:p>
+    <w:p>
+      <w:pPr>
+        <w:pStyle w:val="ListParagraph"/>
+        <w:numPr>
+          <w:ilvl w:val="0"/>
+          <w:numId w:val="1"/>
+        </w:numPr>
+        <w:spacing w:line="312"/>
+      </w:pPr>
+      <w:r>
+        <w:rPr>
+          <w:rFonts w:ascii="Calibri" w:eastAsia="Microsoft YaHei"/>
+          <w:color w:val="1A2B33"/>
+          <w:sz w:val="24"/>
+          <w:szCs w:val="24"/>
+        </w:rPr>
+        <w:t xml:space="preserve">命名规则为 Q 加有效比特数加变体：_K 表示 K-quants 混合精度，Attention 的 QKV 投影等敏感层用 6-bit 或更高、FFN 用 4-bit 或 5-bit，相同平均比特下质量更高；_M、_S、_L 表示质量级别；等级从 Q2_K 到 Q8_0 覆盖 2-bit 到 8-bit。</w:t>
+      </w:r>
+    </w:p>
+    <w:p>
+      <w:pPr>
+        <w:pStyle w:val="ListParagraph"/>
+        <w:numPr>
+          <w:ilvl w:val="0"/>
+          <w:numId w:val="1"/>
+        </w:numPr>
+        <w:spacing w:line="312"/>
+      </w:pPr>
+      <w:r>
+        <w:rPr>
+          <w:rFonts w:ascii="Calibri" w:eastAsia="Microsoft YaHei"/>
+          <w:color w:val="1A2B33"/>
+          <w:sz w:val="24"/>
+          <w:szCs w:val="24"/>
+        </w:rPr>
+        <w:t xml:space="preserve">Q4_K_M 在 7B 模型上约 4.1 GB，质量损失通常小于 2%，消费级 GPU 可达 25-40 tokens/s；对 Agent 工具调用是最小可行级别，质量敏感可升 Q5_K_M 或 Q6_K；配合 imatrix 重要性矩阵可按校准数据动态分配精度。</w:t>
+      </w:r>
+    </w:p>
+    <w:p>
+      <w:pPr>
+        <w:pStyle w:val="ListParagraph"/>
+        <w:numPr>
+          <w:ilvl w:val="0"/>
+          <w:numId w:val="1"/>
+        </w:numPr>
+        <w:spacing w:line="312"/>
+      </w:pPr>
+      <w:r>
+        <w:rPr>
+          <w:rFonts w:ascii="Calibri" w:eastAsia="Microsoft YaHei"/>
+          <w:color w:val="1A2B33"/>
+          <w:sz w:val="24"/>
+          <w:szCs w:val="24"/>
+        </w:rPr>
+        <w:t xml:space="preserve">局限与分工：吞吐低于 vLLM、TensorRT-LLM 等服务器级引擎；生产层通常以 FP8 或 AWQ、GPTQ 服务云端高并发，GGUF 承担边缘与本地层，形成分层部署（见本卷 3.5 节）。</w:t>
+      </w:r>
+    </w:p>
+    <w:p>
+      <w:pPr>
+        <w:pStyle w:val="Heading2"/>
+        <w:keepNext/>
+        <w:spacing w:after="140" w:before="280" w:line="360" w:lineRule="atLeast"/>
+      </w:pPr>
+      <w:bookmarkStart w:id="100078" w:name="_Toc100078"/>
+      <w:r>
+        <w:rPr>
+          <w:rFonts w:ascii="Calibri" w:eastAsia="SimHei"/>
+          <w:b/>
+          <w:bCs/>
+          <w:color w:val="1B4A5C"/>
+          <w:sz w:val="28"/>
+          <w:szCs w:val="28"/>
+        </w:rPr>
+        <w:t xml:space="preserve">题9　量化对 Agent 工具调用准确率有多大影响？如何缓解？</w:t>
+      </w:r>
+      <w:bookmarkEnd w:id="100078"/>
+    </w:p>
+    <w:p>
+      <w:pPr>
+        <w:spacing w:line="312"/>
+        <w:ind w:firstLine="480"/>
+        <w:jc w:val="both"/>
+      </w:pPr>
+      <w:r>
+        <w:rPr>
+          <w:rFonts w:ascii="Calibri" w:eastAsia="Microsoft YaHei"/>
+          <w:color w:val="1A2B33"/>
+          <w:sz w:val="24"/>
+          <w:szCs w:val="24"/>
+        </w:rPr>
+        <w:t xml:space="preserve">工具调用涉及三层精确度：函数名拼写正确、参数名匹配 schema、参数值类型与范围合法，任一环节出错整条调用链即中断，因此 Agent 量化必须跑业务级评估而非只看通用基准（见本卷 4.6 节）。</w:t>
+      </w:r>
+    </w:p>
+    <w:p>
+      <w:pPr>
+        <w:pStyle w:val="ListParagraph"/>
+        <w:numPr>
+          <w:ilvl w:val="0"/>
+          <w:numId w:val="1"/>
+        </w:numPr>
+        <w:spacing w:line="312"/>
+      </w:pPr>
+      <w:r>
+        <w:rPr>
+          <w:rFonts w:ascii="Calibri" w:eastAsia="Microsoft YaHei"/>
+          <w:color w:val="1A2B33"/>
+          <w:sz w:val="24"/>
+          <w:szCs w:val="24"/>
+        </w:rPr>
+        <w:t xml:space="preserve">影响量级：Neural Magic 2024 年大规模评测（50 万次以上评估，Llama-3.1 系列）显示，INT4 对工具调用准确率的影响通常在 2% 以内；但 JSON 合规率可能引入 1% 到 3% 的格式错误，如缺少闭合括号、字符串未转义，肉眼难辨却导致下游解析失败。</w:t>
+      </w:r>
+    </w:p>
+    <w:p>
+      <w:pPr>
+        <w:pStyle w:val="ListParagraph"/>
+        <w:numPr>
+          <w:ilvl w:val="0"/>
+          <w:numId w:val="1"/>
+        </w:numPr>
+        <w:spacing w:line="312"/>
+      </w:pPr>
+      <w:r>
+        <w:rPr>
+          <w:rFonts w:ascii="Calibri" w:eastAsia="Microsoft YaHei"/>
+          <w:color w:val="1A2B33"/>
+          <w:sz w:val="24"/>
+          <w:szCs w:val="24"/>
+        </w:rPr>
+        <w:t xml:space="preserve">通用基准与业务表现不是一回事：4-bit 量化后 MMLU 常恢复 99% 以上，工具调用恢复率却比通用任务低 1 到 2 个百分点，是评估的关键维度（见本卷 3.6 节）。</w:t>
+      </w:r>
+    </w:p>
+    <w:p>
+      <w:pPr>
+        <w:pStyle w:val="ListParagraph"/>
+        <w:numPr>
+          <w:ilvl w:val="0"/>
+          <w:numId w:val="1"/>
+        </w:numPr>
+        <w:spacing w:line="312"/>
+      </w:pPr>
+      <w:r>
+        <w:rPr>
+          <w:rFonts w:ascii="Calibri" w:eastAsia="Microsoft YaHei"/>
+          <w:color w:val="1A2B33"/>
+          <w:sz w:val="24"/>
+          <w:szCs w:val="24"/>
+        </w:rPr>
+        <w:t xml:space="preserve">缓解：复杂嵌套参数与长 JSON 场景至少用 Q5_K_M 或 AWQ、GPTQ 并配严格评估；对 JSON 生成启用约束解码；校准数据覆盖工具调用模板与 JSON 结构；要求极高的环节升级 FP8 或 INT8。</w:t>
+      </w:r>
+    </w:p>
+    <w:p>
+      <w:pPr>
+        <w:pStyle w:val="Heading2"/>
+        <w:keepNext/>
+        <w:spacing w:after="140" w:before="280" w:line="360" w:lineRule="atLeast"/>
+      </w:pPr>
+      <w:bookmarkStart w:id="100079" w:name="_Toc100079"/>
+      <w:r>
+        <w:rPr>
+          <w:rFonts w:ascii="Calibri" w:eastAsia="SimHei"/>
+          <w:b/>
+          <w:bCs/>
+          <w:color w:val="1B4A5C"/>
+          <w:sz w:val="28"/>
+          <w:szCs w:val="28"/>
+        </w:rPr>
+        <w:t xml:space="preserve">题10　组合压缩为什么遵循“先蒸馏、再剪枝、后量化”的顺序？</w:t>
+      </w:r>
+      <w:bookmarkEnd w:id="100079"/>
+    </w:p>
+    <w:p>
+      <w:pPr>
+        <w:spacing w:line="312"/>
+        <w:ind w:firstLine="480"/>
+        <w:jc w:val="both"/>
+      </w:pPr>
+      <w:r>
+        <w:rPr>
+          <w:rFonts w:ascii="Calibri" w:eastAsia="Microsoft YaHei"/>
+          <w:color w:val="1A2B33"/>
+          <w:sz w:val="24"/>
+          <w:szCs w:val="24"/>
+        </w:rPr>
+        <w:t xml:space="preserve">蒸馏、剪枝、量化三条压缩线正交互补：蒸馏把教师能力装进小参数量容器，剪枝降低权重密度，量化降低位宽；单一技术难以同时做到小、快、准，必须组合（见本卷 8.1 节）。</w:t>
+      </w:r>
+    </w:p>
+    <w:p>
+      <w:pPr>
+        <w:pStyle w:val="ListParagraph"/>
+        <w:numPr>
+          <w:ilvl w:val="0"/>
+          <w:numId w:val="1"/>
+        </w:numPr>
+        <w:spacing w:line="312"/>
+      </w:pPr>
+      <w:r>
+        <w:rPr>
+          <w:rFonts w:ascii="Calibri" w:eastAsia="Microsoft YaHei"/>
+          <w:color w:val="1A2B33"/>
+          <w:sz w:val="24"/>
+          <w:szCs w:val="24"/>
+        </w:rPr>
+        <w:t xml:space="preserve">顺序理由：蒸馏的数据与算力需求最大，先做可保证学生的能力下限；剪枝是在已有能力上做减法，不破坏已学到的能力分布；量化放最后，因为稀疏权重对量化容忍度更好（多数为 0 的位置误差接近 0），量化工具也能感知稀疏结构，先剪后量的兼容性最好（见本卷 8.2 节）。</w:t>
+      </w:r>
+    </w:p>
+    <w:p>
+      <w:pPr>
+        <w:pStyle w:val="ListParagraph"/>
+        <w:numPr>
+          <w:ilvl w:val="0"/>
+          <w:numId w:val="1"/>
+        </w:numPr>
+        <w:spacing w:line="312"/>
+      </w:pPr>
+      <w:r>
+        <w:rPr>
+          <w:rFonts w:ascii="Calibri" w:eastAsia="Microsoft YaHei"/>
+          <w:color w:val="1A2B33"/>
+          <w:sz w:val="24"/>
+          <w:szCs w:val="24"/>
+        </w:rPr>
+        <w:t xml:space="preserve">工程纪律：每一步单独评估，蒸馏后、剪枝加微调后、量化后各评一次，防止叠加后跌破业务阈值；目标驱动反向选技术，例如先定下 24G 显存、首 token 延迟与领域得分要求，再决定用哪些技术。</w:t>
+      </w:r>
+    </w:p>
+    <w:p>
+      <w:pPr>
+        <w:pStyle w:val="ListParagraph"/>
+        <w:numPr>
+          <w:ilvl w:val="0"/>
+          <w:numId w:val="1"/>
+        </w:numPr>
+        <w:spacing w:line="312"/>
+      </w:pPr>
+      <w:r>
+        <w:rPr>
+          <w:rFonts w:ascii="Calibri" w:eastAsia="Microsoft YaHei"/>
+          <w:color w:val="1A2B33"/>
+          <w:sz w:val="24"/>
+          <w:szCs w:val="24"/>
+        </w:rPr>
+        <w:t xml:space="preserve">实例：Qwen2.5-72B 先蒸馏到 7B，Wanda 剪枝 50% 加 LoRA 恢复能力，再 AWQ INT4 量化，体积约 3.5 GB 可进 24G 消费卡，通用任务保留约 86%、领域任务约 88%（见本卷 8.2 节）。</w:t>
+      </w:r>
+    </w:p>
+    <w:p>
+      <w:pPr>
+        <w:pStyle w:val="Heading1"/>
+        <w:keepNext/>
+        <w:spacing w:after="200" w:before="360" w:line="400" w:lineRule="atLeast"/>
+      </w:pPr>
+      <w:bookmarkStart w:id="100080" w:name="_Toc100080"/>
+      <w:r>
+        <w:rPr>
+          <w:rFonts w:ascii="Calibri" w:eastAsia="SimHei"/>
+          <w:b/>
+          <w:bCs/>
+          <w:color w:val="16324A"/>
+          <w:sz w:val="32"/>
+          <w:szCs w:val="32"/>
+        </w:rPr>
         <w:t xml:space="preserve">下一卷预告</w:t>
       </w:r>
-      <w:bookmarkEnd w:id="100066"/>
+      <w:bookmarkEnd w:id="100080"/>
     </w:p>
     <w:p>
       <w:pPr>
